--- a/public/downloads/przykladowa-praca-magisterska-dietetyka.docx
+++ b/public/downloads/przykladowa-praca-magisterska-dietetyka.docx
@@ -120,7 +120,7 @@
         <w:t xml:space="preserve">w najczęstszym schemacie kierunku: ocena sposobu żywienia (wywiad żywieniowy, kwestionariusz częstotliwości spożycia) i stanu odżywienia (antropometria) badanej grupy, z porównaniem do norm żywienia i wnioskami dla poradnictwa dietetycznego. Konwencja medyczna: streszczenie strukturalne, rozdział „Materiał i metody”, piśmiennictwo Vancouver. Niebieskie adnotacje opisują funkcję każdej części — usuń je w swojej pracy. Dane liczbowe są fikcyjne. Pełne poradniki: praca-magisterska.pl/poradniki/</w:t>
       </w:r>
     </w:p>
-    <w:bookmarkStart w:id="20" w:name="streszczenie"/>
+    <w:bookmarkStart w:id="9" w:name="_streszczenie"/>
     <w:p>
       <w:pPr>
         <w:pStyle w:val="Heading1"/>
@@ -245,8 +245,8 @@
         <w:t xml:space="preserve">[Streszczenie strukturalne jak w czasopiśmie medycznym. Zwróć uwagę na precyzję jednostek (g/kg mc., g/d, % realizacji normy) — to warsztatowa wizytówka pracy z dietetyki.]</w:t>
       </w:r>
     </w:p>
-    <w:bookmarkEnd w:id="20"/>
-    <w:bookmarkStart w:id="21" w:name="spis-treści"/>
+    <w:bookmarkEnd w:id="9"/>
+    <w:bookmarkStart w:id="10" w:name="_68349d0c7d64ae346c98bcec9a8185b5790f4f0"/>
     <w:p>
       <w:pPr>
         <w:pStyle w:val="Heading1"/>
@@ -464,8 +464,8 @@
         <w:t xml:space="preserve"> </w:t>
       </w:r>
     </w:p>
-    <w:bookmarkEnd w:id="21"/>
-    <w:bookmarkStart w:id="26" w:name="rozdział-2.-materiał-i-metody"/>
+    <w:bookmarkEnd w:id="10"/>
+    <w:bookmarkStart w:id="15" w:name="_9de6aadbdeed55d8a322d25d0d2e8752b1f474d"/>
     <w:p>
       <w:pPr>
         <w:pStyle w:val="Heading1"/>
@@ -474,7 +474,7 @@
         <w:t xml:space="preserve">Rozdział 2. Materiał i metody</w:t>
       </w:r>
     </w:p>
-    <w:bookmarkStart w:id="22" w:name="Xdb8c3705b7f82c907dbe5614101593436e193dd"/>
+    <w:bookmarkStart w:id="11" w:name="_db8c3705b7f82c907dbe5614101593436e193dd"/>
     <w:p>
       <w:pPr>
         <w:pStyle w:val="Heading2"/>
@@ -499,8 +499,8 @@
         <w:t xml:space="preserve">[Prace z dietetyki wymagają precyzyjnych KRYTERIÓW WŁĄCZENIA I WYKLUCZENIA — dieta lecznicza czy ciąża zmieniają zapotrzebowanie i zafałszowałyby porównanie. Zdefiniuj też operacyjnie „aktywność fizyczną” (ile treningów, od kiedy).]</w:t>
       </w:r>
     </w:p>
-    <w:bookmarkEnd w:id="22"/>
-    <w:bookmarkStart w:id="24" w:name="ocena-sposobu-żywienia"/>
+    <w:bookmarkEnd w:id="11"/>
+    <w:bookmarkStart w:id="13" w:name="_23a6ec1ac27a598c53205dd2b1b965866dd0230"/>
     <w:p>
       <w:pPr>
         <w:pStyle w:val="Heading2"/>
@@ -520,7 +520,7 @@
         <w:rPr>
           <w:rStyle w:val="FootnoteReference"/>
         </w:rPr>
-        <w:footnoteReference w:id="23"/>
+        <w:footnoteReference w:id="12"/>
       </w:r>
     </w:p>
     <w:p>
@@ -531,8 +531,8 @@
         <w:t xml:space="preserve">[Warsztat dietetyka w komplecie: metoda wywiadu (ile powtórzeń, jakie dni), album porcji, program obliczeniowy, normy i poziom odniesienia (EAR/AI), narzędzie FFQ. Każdy z tych elementów recenzent może sprawdzić pytaniem na obronie.]</w:t>
       </w:r>
     </w:p>
-    <w:bookmarkEnd w:id="24"/>
-    <w:bookmarkStart w:id="25" w:name="ocena-stanu-odżywienia"/>
+    <w:bookmarkEnd w:id="13"/>
+    <w:bookmarkStart w:id="14" w:name="_cd5194501e43c6953454b23425819493347f398"/>
     <w:p>
       <w:pPr>
         <w:pStyle w:val="Heading2"/>
@@ -549,9 +549,9 @@
         <w:t xml:space="preserve">Wykonano pomiary antropometryczne: masy ciała (waga ze wzrostomierzem, pomiar w bieliźnie, rano na czczo), wzrostu oraz obwodów talii i bioder taśmą antropometryczną według standardowej procedury. Obliczono wskaźniki BMI i WHR, przyjmując klasyfikację WHO (BMI: niedowaga &lt; 18,5; norma 18,5–24,9; nadwaga 25,0–29,9; otyłość ≥ 30,0 kg/m²).</w:t>
       </w:r>
     </w:p>
-    <w:bookmarkEnd w:id="25"/>
-    <w:bookmarkEnd w:id="26"/>
-    <w:bookmarkStart w:id="28" w:name="rozdział-3.-wyniki"/>
+    <w:bookmarkEnd w:id="14"/>
+    <w:bookmarkEnd w:id="15"/>
+    <w:bookmarkStart w:id="17" w:name="_6e860dd1a63917aa9ec83d81b69b25253201281"/>
     <w:p>
       <w:pPr>
         <w:pStyle w:val="Heading1"/>
@@ -560,7 +560,7 @@
         <w:t xml:space="preserve">Rozdział 3. Wyniki</w:t>
       </w:r>
     </w:p>
-    <w:bookmarkStart w:id="27" w:name="realizacja-norm-na-wybrane-składniki"/>
+    <w:bookmarkStart w:id="16" w:name="_8fce6f769c4cfaa98cdf1568f612777434d9fad"/>
     <w:p>
       <w:pPr>
         <w:pStyle w:val="Heading2"/>
@@ -877,9 +877,9 @@
         <w:t xml:space="preserve">[Tabela wynikowa z jednostkami i wartościami p; pod tabelą „Źródło: badania własne”. W tekście komentuj wzorzec (co się różni, co wspólne), nie przepisuj tabeli słowami.]</w:t>
       </w:r>
     </w:p>
-    <w:bookmarkEnd w:id="27"/>
-    <w:bookmarkEnd w:id="28"/>
-    <w:bookmarkStart w:id="29" w:name="rozdział-4.-dyskusja"/>
+    <w:bookmarkEnd w:id="16"/>
+    <w:bookmarkEnd w:id="17"/>
+    <w:bookmarkStart w:id="18" w:name="_a5e83a5bee12c6166517ed78eba9af74e21dfa9"/>
     <w:p>
       <w:pPr>
         <w:pStyle w:val="Heading1"/>
@@ -896,8 +896,8 @@
         <w:t xml:space="preserve">Uzyskane wyniki wpisują się w doniesienia o korzystniejszej strukturze diety osób aktywnych przy zachowanych niedoborach typowych dla całej populacji młodych kobiet — zwłaszcza wapnia i witaminy D. Praktyczne znaczenie ma rozdzielenie tych dwóch warstw: różnice między grupami dotyczą składników związanych ze świadomym komponowaniem diety „pod trening” (białko, błonnik), natomiast niedobory wspólne wskazują na luki wiedzy niezależne od aktywności. Ograniczenia pracy: deklaratywny charakter wywiadów żywieniowych (ryzyko niedoszacowania spożycia), dobór celowy próby oraz przekrojowy charakter badania, który nie uprawnia do wnioskowania przyczynowego.</w:t>
       </w:r>
     </w:p>
-    <w:bookmarkEnd w:id="29"/>
-    <w:bookmarkStart w:id="30" w:name="wnioski"/>
+    <w:bookmarkEnd w:id="18"/>
+    <w:bookmarkStart w:id="19" w:name="_wnioski"/>
     <w:p>
       <w:pPr>
         <w:pStyle w:val="Heading1"/>
@@ -942,8 +942,8 @@
         <w:t xml:space="preserve">Poradnictwo dietetyczne dla młodych kobiet powinno akcentować źródła wapnia i zasadność suplementacji witaminy D niezależnie od stylu życia; w grupie o niskiej aktywności dodatkowym priorytetem jest podaż błonnika.</w:t>
       </w:r>
     </w:p>
-    <w:bookmarkEnd w:id="30"/>
-    <w:bookmarkStart w:id="34" w:name="piśmiennictwo"/>
+    <w:bookmarkEnd w:id="19"/>
+    <w:bookmarkStart w:id="24" w:name="_piśmiennictwo"/>
     <w:p>
       <w:pPr>
         <w:pStyle w:val="Heading1"/>
@@ -1066,7 +1066,7 @@
     </w:p>
     <w:p>
       <w:pPr>
-        <w:pStyle w:val="BodyText"/>
+        <w:pStyle w:val="FirstParagraph"/>
       </w:pPr>
       <w:r>
         <w:t xml:space="preserve">Wzór przygotowała redakcja serwisu</w:t>
@@ -1094,7 +1094,7 @@
           <w:b/>
           <w:bCs/>
         </w:rPr>
-        <w:t xml:space="preserve">Smart-Edu.ai — pierwsza wersja pracy w kilka godzin, nie w kilka miesięcy</w:t>
+        <w:t xml:space="preserve">„Jak napisać pracę magisterską z dietetyki” — przewodnik do tego wzoru</w:t>
       </w:r>
     </w:p>
     <w:p>
@@ -1102,21 +1102,21 @@
         <w:pStyle w:val="Note"/>
       </w:pPr>
       <w:r>
-        <w:t xml:space="preserve">Podajesz temat, kierunek studiów i wytyczne promotora, a sztuczna inteligencja generuje unikalny, gotowy do edycji tekst: z poprawną strukturą rozdziałów, przypisami i bibliografią. Rejestracja jest darmowa, płacisz wyłącznie za wygenerowany tekst.</w:t>
+        <w:t xml:space="preserve">Wzór pokazuje układ pracy. Przewodnik pokazuje, jak wypełnić każdy rozdział treścią: dobór metody i narzędzi, analiza wyników, typowe uwagi recenzentów. PDF + EPUB, 49 zł, dostęp od razu po płatności.</w:t>
       </w:r>
     </w:p>
     <w:p>
       <w:pPr>
         <w:pStyle w:val="Note"/>
       </w:pPr>
-      <w:hyperlink r:id="rId31">
+      <w:hyperlink r:id="rId20">
         <w:r>
           <w:rPr>
             <w:rStyle w:val="Hyperlink"/>
             <w:b/>
             <w:bCs/>
           </w:rPr>
-          <w:t xml:space="preserve">www.smart-edu.ai/pl/masters-thesis</w:t>
+          <w:t xml:space="preserve">praca-magisterska.pl/sklep/jak-napisac-prace-magisterska-z-dietetyki/</w:t>
         </w:r>
       </w:hyperlink>
     </w:p>
@@ -1125,35 +1125,50 @@
         <w:pStyle w:val="BodyText"/>
       </w:pPr>
       <w:r>
-        <w:t xml:space="preserve">Wolisz napisać pracę w pełni samodzielnie? Pomoże Ci ebook</w:t>
-      </w:r>
-      <w:r>
-        <w:t xml:space="preserve"> </w:t>
-      </w:r>
-      <w:r>
-        <w:rPr>
-          <w:b/>
-          <w:bCs/>
-        </w:rPr>
-        <w:t xml:space="preserve">„Jak napisać pracę magisterską. Kompletny przewodnik od A do Z”</w:t>
-      </w:r>
-      <w:r>
-        <w:t xml:space="preserve"> </w:t>
-      </w:r>
-      <w:r>
-        <w:t xml:space="preserve">— 250 stron praktycznych wskazówek, szablonów i checklist, z rozdziałem o etycznym korzystaniu z AI:</w:t>
-      </w:r>
-      <w:r>
-        <w:t xml:space="preserve"> </w:t>
-      </w:r>
-      <w:hyperlink r:id="rId32">
+        <w:t xml:space="preserve">Chcesz zobaczyć kompletną pracę z przypisami i bibliografią? Zajrzyj do</w:t>
+      </w:r>
+      <w:r>
+        <w:t xml:space="preserve"> </w:t>
+      </w:r>
+      <w:hyperlink r:id="rId21">
         <w:r>
           <w:rPr>
             <w:rStyle w:val="Hyperlink"/>
           </w:rPr>
-          <w:t xml:space="preserve">www.praca-magisterska.pl/sklep/praca-magisterska-ebook/</w:t>
+          <w:t xml:space="preserve">katalogu gotowych prac wzorcowych</w:t>
         </w:r>
       </w:hyperlink>
+      <w:r>
+        <w:t xml:space="preserve"> </w:t>
+      </w:r>
+      <w:r>
+        <w:t xml:space="preserve">(59 zł za pracę).</w:t>
+      </w:r>
+    </w:p>
+    <w:p>
+      <w:pPr>
+        <w:pStyle w:val="BodyText"/>
+      </w:pPr>
+      <w:r>
+        <w:t xml:space="preserve">Generator</w:t>
+      </w:r>
+      <w:r>
+        <w:t xml:space="preserve"> </w:t>
+      </w:r>
+      <w:hyperlink r:id="rId22">
+        <w:r>
+          <w:rPr>
+            <w:rStyle w:val="Hyperlink"/>
+          </w:rPr>
+          <w:t xml:space="preserve">Smart-Edu.ai</w:t>
+        </w:r>
+      </w:hyperlink>
+      <w:r>
+        <w:t xml:space="preserve"> </w:t>
+      </w:r>
+      <w:r>
+        <w:t xml:space="preserve">przygotuje pierwszą wersję tekstu z pomocą sztucznej inteligencji, jeśli wolisz zacząć od szkicu.</w:t>
+      </w:r>
     </w:p>
     <w:p>
       <w:pPr>
@@ -1169,7 +1184,7 @@
       <w:r>
         <w:t xml:space="preserve"> </w:t>
       </w:r>
-      <w:hyperlink r:id="rId33">
+      <w:hyperlink r:id="rId23">
         <w:r>
           <w:rPr>
             <w:rStyle w:val="Hyperlink"/>
@@ -1180,7 +1195,7 @@
         </w:r>
       </w:hyperlink>
     </w:p>
-    <w:bookmarkEnd w:id="34"/>
+    <w:bookmarkEnd w:id="24"/>
     <w:sectPr/>
   </w:body>
 </w:document>
@@ -1206,7 +1221,7 @@
       </w:r>
     </w:p>
   </w:footnote>
-  <w:footnote w:id="23">
+  <w:footnote w:id="12">
     <w:p>
       <w:pPr>
         <w:pStyle w:val="FootnoteText"/>
